--- a/ProteinFold_Student_Worksheet.docx
+++ b/ProteinFold_Student_Worksheet.docx
@@ -4731,7 +4731,7 @@
           <w:sz w:val="19"/>
           <w:szCs w:val="19"/>
         </w:rPr>
-        <w:t xml:space="preserve">   (keep temperature at 37 °C)</w:t>
+        <w:t xml:space="preserve">   First press ↺ New protein (reset): the boiled protein from Experiment A stays clumped! Then keep temperature at 37 °C.</w:t>
       </w:r>
     </w:p>
     <w:tbl>
